--- a/docs/evidence/Assignment2_Screenshot_Evidence.docx
+++ b/docs/evidence/Assignment2_Screenshot_Evidence.docx
@@ -2,20 +2,6 @@
 <file path=word/document.xml><?xml version="1.0" encoding="utf-8"?>
 <w:document xmlns:wpc="http://schemas.microsoft.com/office/word/2010/wordprocessingCanvas" xmlns:cx="http://schemas.microsoft.com/office/drawing/2014/chartex" xmlns:cx1="http://schemas.microsoft.com/office/drawing/2015/9/8/chartex" xmlns:cx2="http://schemas.microsoft.com/office/drawing/2015/10/21/chartex" xmlns:cx3="http://schemas.microsoft.com/office/drawing/2016/5/9/chartex" xmlns:cx4="http://schemas.microsoft.com/office/drawing/2016/5/10/chartex" xmlns:cx5="http://schemas.microsoft.com/office/drawing/2016/5/11/chartex" xmlns:cx6="http://schemas.microsoft.com/office/drawing/2016/5/12/chartex" xmlns:cx7="http://schemas.microsoft.com/office/drawing/2016/5/13/chartex" xmlns:cx8="http://schemas.microsoft.com/office/drawing/2016/5/14/chartex" xmlns:mc="http://schemas.openxmlformats.org/markup-compatibility/2006" xmlns:aink="http://schemas.microsoft.com/office/drawing/2016/ink" xmlns:am3d="http://schemas.microsoft.com/office/drawing/2017/model3d" xmlns:o="urn:schemas-microsoft-com:office:office" xmlns:oel="http://schemas.microsoft.com/office/2019/extlst" xmlns:r="http://schemas.openxmlformats.org/officeDocument/2006/relationships" xmlns:m="http://schemas.openxmlformats.org/officeDocument/2006/math" xmlns:v="urn:schemas-microsoft-com:vml" xmlns:wp14="http://schemas.microsoft.com/office/word/2010/wordprocessingDrawing" xmlns:wp="http://schemas.openxmlformats.org/drawingml/2006/wordprocessingDrawing" xmlns:w10="urn:schemas-microsoft-com:office:word" xmlns:w="http://schemas.openxmlformats.org/wordprocessingml/2006/main" xmlns:w14="http://schemas.microsoft.com/office/word/2010/wordml" xmlns:w15="http://schemas.microsoft.com/office/word/2012/wordml" xmlns:w16cex="http://schemas.microsoft.com/office/word/2018/wordml/cex" xmlns:w16cid="http://schemas.microsoft.com/office/word/2016/wordml/cid" xmlns:w16="http://schemas.microsoft.com/office/word/2018/wordml" xmlns:w16du="http://schemas.microsoft.com/office/word/2023/wordml/word16du" xmlns:w16sdtdh="http://schemas.microsoft.com/office/word/2020/wordml/sdtdatahash" xmlns:w16sdtfl="http://schemas.microsoft.com/office/word/2024/wordml/sdtformatlock" xmlns:w16se="http://schemas.microsoft.com/office/word/2015/wordml/symex" xmlns:wpg="http://schemas.microsoft.com/office/word/2010/wordprocessingGroup" xmlns:wpi="http://schemas.microsoft.com/office/word/2010/wordprocessingInk" xmlns:wne="http://schemas.microsoft.com/office/word/2006/wordml" xmlns:wps="http://schemas.microsoft.com/office/word/2010/wordprocessingShape" mc:Ignorable="w14 w15 w16se w16cid w16 w16cex w16sdtdh w16sdtfl w16du wp14">
   <w:body>
-    <w:p>
-      <w:pPr>
-        <w:spacing w:before="1500"/>
-        <w:jc w:val="center"/>
-      </w:pPr>
-      <w:r>
-        <w:rPr>
-          <w:b/>
-          <w:color w:val="1F4E79"/>
-          <w:sz w:val="26"/>
-        </w:rPr>
-        <w:t>MICROSERVICES DEPLOYMENT</w:t>
-      </w:r>
-    </w:p>
     <w:p>
       <w:pPr>
         <w:jc w:val="center"/>
@@ -46,13 +32,200 @@
       </w:r>
     </w:p>
     <w:p>
+      <w:pPr>
+        <w:rPr>
+          <w:i/>
+          <w:color w:val="646464"/>
+          <w:sz w:val="18"/>
+        </w:rPr>
+      </w:pPr>
       <w:r>
         <w:rPr>
           <w:i/>
           <w:color w:val="646464"/>
           <w:sz w:val="18"/>
         </w:rPr>
-        <w:t>Suggested filename: 01-docker-compose-status.png</w:t>
+        <w:t>01-docker-compose-status.png</w:t>
+      </w:r>
+    </w:p>
+    <w:p>
+      <w:r>
+        <w:rPr>
+          <w:noProof/>
+        </w:rPr>
+        <w:drawing>
+          <wp:inline distT="0" distB="0" distL="0" distR="0" wp14:anchorId="796284D7" wp14:editId="656B5A4C">
+            <wp:extent cx="4578985" cy="2707005"/>
+            <wp:effectExtent l="0" t="0" r="0" b="0"/>
+            <wp:docPr id="1847044221" name="Picture 1"/>
+            <wp:cNvGraphicFramePr>
+              <a:graphicFrameLocks xmlns:a="http://schemas.openxmlformats.org/drawingml/2006/main" noChangeAspect="1"/>
+            </wp:cNvGraphicFramePr>
+            <a:graphic xmlns:a="http://schemas.openxmlformats.org/drawingml/2006/main">
+              <a:graphicData uri="http://schemas.openxmlformats.org/drawingml/2006/picture">
+                <pic:pic xmlns:pic="http://schemas.openxmlformats.org/drawingml/2006/picture">
+                  <pic:nvPicPr>
+                    <pic:cNvPr id="1847044221" name=""/>
+                    <pic:cNvPicPr/>
+                  </pic:nvPicPr>
+                  <pic:blipFill>
+                    <a:blip r:embed="rId8"/>
+                    <a:stretch>
+                      <a:fillRect/>
+                    </a:stretch>
+                  </pic:blipFill>
+                  <pic:spPr>
+                    <a:xfrm>
+                      <a:off x="0" y="0"/>
+                      <a:ext cx="4596934" cy="2717616"/>
+                    </a:xfrm>
+                    <a:prstGeom prst="rect">
+                      <a:avLst/>
+                    </a:prstGeom>
+                  </pic:spPr>
+                </pic:pic>
+              </a:graphicData>
+            </a:graphic>
+          </wp:inline>
+        </w:drawing>
+      </w:r>
+    </w:p>
+    <w:p>
+      <w:r>
+        <w:rPr>
+          <w:noProof/>
+        </w:rPr>
+        <w:drawing>
+          <wp:inline distT="0" distB="0" distL="0" distR="0" wp14:anchorId="142DEFE3" wp14:editId="4E1A6307">
+            <wp:extent cx="4579589" cy="2493034"/>
+            <wp:effectExtent l="0" t="0" r="0" b="2540"/>
+            <wp:docPr id="1977180419" name="Picture 1"/>
+            <wp:cNvGraphicFramePr>
+              <a:graphicFrameLocks xmlns:a="http://schemas.openxmlformats.org/drawingml/2006/main" noChangeAspect="1"/>
+            </wp:cNvGraphicFramePr>
+            <a:graphic xmlns:a="http://schemas.openxmlformats.org/drawingml/2006/main">
+              <a:graphicData uri="http://schemas.openxmlformats.org/drawingml/2006/picture">
+                <pic:pic xmlns:pic="http://schemas.openxmlformats.org/drawingml/2006/picture">
+                  <pic:nvPicPr>
+                    <pic:cNvPr id="1977180419" name=""/>
+                    <pic:cNvPicPr/>
+                  </pic:nvPicPr>
+                  <pic:blipFill>
+                    <a:blip r:embed="rId9"/>
+                    <a:stretch>
+                      <a:fillRect/>
+                    </a:stretch>
+                  </pic:blipFill>
+                  <pic:spPr>
+                    <a:xfrm>
+                      <a:off x="0" y="0"/>
+                      <a:ext cx="4601401" cy="2504908"/>
+                    </a:xfrm>
+                    <a:prstGeom prst="rect">
+                      <a:avLst/>
+                    </a:prstGeom>
+                  </pic:spPr>
+                </pic:pic>
+              </a:graphicData>
+            </a:graphic>
+          </wp:inline>
+        </w:drawing>
+      </w:r>
+    </w:p>
+    <w:p/>
+    <w:tbl>
+      <w:tblPr>
+        <w:tblW w:w="0" w:type="auto"/>
+        <w:jc w:val="center"/>
+        <w:tblLook w:val="04A0" w:firstRow="1" w:lastRow="0" w:firstColumn="1" w:lastColumn="0" w:noHBand="0" w:noVBand="1"/>
+      </w:tblPr>
+      <w:tblGrid>
+        <w:gridCol w:w="10296"/>
+      </w:tblGrid>
+      <w:tr>
+        <w:trPr>
+          <w:jc w:val="center"/>
+        </w:trPr>
+        <w:tc>
+          <w:tcPr>
+            <w:tcW w:w="10080" w:type="dxa"/>
+            <w:shd w:val="clear" w:color="auto" w:fill="F2F2F2"/>
+            <w:vAlign w:val="center"/>
+          </w:tcPr>
+          <w:p>
+            <w:pPr>
+              <w:spacing w:after="480"/>
+              <w:jc w:val="center"/>
+            </w:pPr>
+            <w:r>
+              <w:rPr>
+                <w:noProof/>
+              </w:rPr>
+              <w:drawing>
+                <wp:inline distT="0" distB="0" distL="0" distR="0" wp14:anchorId="2DF07340" wp14:editId="7C822414">
+                  <wp:extent cx="6400800" cy="627380"/>
+                  <wp:effectExtent l="0" t="0" r="0" b="1270"/>
+                  <wp:docPr id="1525751445" name="Picture 1"/>
+                  <wp:cNvGraphicFramePr>
+                    <a:graphicFrameLocks xmlns:a="http://schemas.openxmlformats.org/drawingml/2006/main" noChangeAspect="1"/>
+                  </wp:cNvGraphicFramePr>
+                  <a:graphic xmlns:a="http://schemas.openxmlformats.org/drawingml/2006/main">
+                    <a:graphicData uri="http://schemas.openxmlformats.org/drawingml/2006/picture">
+                      <pic:pic xmlns:pic="http://schemas.openxmlformats.org/drawingml/2006/picture">
+                        <pic:nvPicPr>
+                          <pic:cNvPr id="1525751445" name=""/>
+                          <pic:cNvPicPr/>
+                        </pic:nvPicPr>
+                        <pic:blipFill>
+                          <a:blip r:embed="rId10"/>
+                          <a:stretch>
+                            <a:fillRect/>
+                          </a:stretch>
+                        </pic:blipFill>
+                        <pic:spPr>
+                          <a:xfrm>
+                            <a:off x="0" y="0"/>
+                            <a:ext cx="6400800" cy="627380"/>
+                          </a:xfrm>
+                          <a:prstGeom prst="rect">
+                            <a:avLst/>
+                          </a:prstGeom>
+                        </pic:spPr>
+                      </pic:pic>
+                    </a:graphicData>
+                  </a:graphic>
+                </wp:inline>
+              </w:drawing>
+            </w:r>
+          </w:p>
+        </w:tc>
+      </w:tr>
+    </w:tbl>
+    <w:p>
+      <w:pPr>
+        <w:pStyle w:val="Heading1"/>
+      </w:pPr>
+      <w:r>
+        <w:lastRenderedPageBreak/>
+        <w:t>2. Successful Docker Compose booking</w:t>
+      </w:r>
+    </w:p>
+    <w:p>
+      <w:pPr>
+        <w:spacing w:after="80"/>
+      </w:pPr>
+      <w:r>
+        <w:t>Show a successful POST /api/appointments response, including the appointment ID and notification status SENT.</w:t>
+      </w:r>
+    </w:p>
+    <w:p>
+      <w:r>
+        <w:rPr>
+          <w:i/>
+          <w:color w:val="646464"/>
+          <w:sz w:val="18"/>
+        </w:rPr>
+        <w:t>02-docker-booking-success.png</w:t>
       </w:r>
     </w:p>
     <w:tbl>
@@ -80,11 +253,14 @@
               <w:jc w:val="center"/>
             </w:pPr>
             <w:r>
+              <w:rPr>
+                <w:noProof/>
+              </w:rPr>
               <w:drawing>
-                <wp:inline distT="0" distB="0" distL="0" distR="0" wp14:anchorId="2DF07340" wp14:editId="7C822414">
-                  <wp:extent cx="6400800" cy="627380"/>
-                  <wp:effectExtent l="0" t="0" r="0" b="1270"/>
-                  <wp:docPr id="1525751445" name="Picture 1"/>
+                <wp:inline distT="0" distB="0" distL="0" distR="0" wp14:anchorId="6601BA33" wp14:editId="6B5121BF">
+                  <wp:extent cx="6400800" cy="2049780"/>
+                  <wp:effectExtent l="0" t="0" r="0" b="7620"/>
+                  <wp:docPr id="1616514493" name="Picture 1"/>
                   <wp:cNvGraphicFramePr>
                     <a:graphicFrameLocks xmlns:a="http://schemas.openxmlformats.org/drawingml/2006/main" noChangeAspect="1"/>
                   </wp:cNvGraphicFramePr>
@@ -92,11 +268,11 @@
                     <a:graphicData uri="http://schemas.openxmlformats.org/drawingml/2006/picture">
                       <pic:pic xmlns:pic="http://schemas.openxmlformats.org/drawingml/2006/picture">
                         <pic:nvPicPr>
-                          <pic:cNvPr id="1525751445" name=""/>
+                          <pic:cNvPr id="1616514493" name=""/>
                           <pic:cNvPicPr/>
                         </pic:nvPicPr>
                         <pic:blipFill>
-                          <a:blip r:embed="rId8"/>
+                          <a:blip r:embed="rId11"/>
                           <a:stretch>
                             <a:fillRect/>
                           </a:stretch>
@@ -104,7 +280,7 @@
                         <pic:spPr>
                           <a:xfrm>
                             <a:off x="0" y="0"/>
-                            <a:ext cx="6400800" cy="627380"/>
+                            <a:ext cx="6400800" cy="2049780"/>
                           </a:xfrm>
                           <a:prstGeom prst="rect">
                             <a:avLst/>
@@ -121,17 +297,11 @@
       </w:tr>
     </w:tbl>
     <w:p>
-      <w:r>
-        <w:br w:type="page"/>
-      </w:r>
-    </w:p>
-    <w:p>
       <w:pPr>
         <w:pStyle w:val="Heading1"/>
       </w:pPr>
       <w:r>
-        <w:lastRenderedPageBreak/>
-        <w:t>2. Successful Docker Compose booking</w:t>
+        <w:t>03. Idempotency and conflict protection</w:t>
       </w:r>
     </w:p>
     <w:p>
@@ -139,7 +309,7 @@
         <w:spacing w:after="80"/>
       </w:pPr>
       <w:r>
-        <w:t>Show a successful POST /api/appointments response, including the appointment ID and notification status SENT.</w:t>
+        <w:t>Show replay of the same Idempotency-Key returning the same appointment, followed by HTTP 409 when the key is reused with different booking data.</w:t>
       </w:r>
     </w:p>
     <w:p>
@@ -149,7 +319,7 @@
           <w:color w:val="646464"/>
           <w:sz w:val="18"/>
         </w:rPr>
-        <w:t>Suggested filename: 02-docker-booking-success.png</w:t>
+        <w:t>03-idempotency-conflict.png</w:t>
       </w:r>
     </w:p>
     <w:tbl>
@@ -177,11 +347,14 @@
               <w:jc w:val="center"/>
             </w:pPr>
             <w:r>
+              <w:rPr>
+                <w:noProof/>
+              </w:rPr>
               <w:drawing>
-                <wp:inline distT="0" distB="0" distL="0" distR="0" wp14:anchorId="6601BA33" wp14:editId="6B5121BF">
+                <wp:inline distT="0" distB="0" distL="0" distR="0" wp14:anchorId="5167AF15" wp14:editId="11B48AD4">
                   <wp:extent cx="6400800" cy="2049780"/>
                   <wp:effectExtent l="0" t="0" r="0" b="7620"/>
-                  <wp:docPr id="1616514493" name="Picture 1"/>
+                  <wp:docPr id="1312769304" name="Picture 1"/>
                   <wp:cNvGraphicFramePr>
                     <a:graphicFrameLocks xmlns:a="http://schemas.openxmlformats.org/drawingml/2006/main" noChangeAspect="1"/>
                   </wp:cNvGraphicFramePr>
@@ -189,11 +362,11 @@
                     <a:graphicData uri="http://schemas.openxmlformats.org/drawingml/2006/picture">
                       <pic:pic xmlns:pic="http://schemas.openxmlformats.org/drawingml/2006/picture">
                         <pic:nvPicPr>
-                          <pic:cNvPr id="1616514493" name=""/>
+                          <pic:cNvPr id="1312769304" name=""/>
                           <pic:cNvPicPr/>
                         </pic:nvPicPr>
                         <pic:blipFill>
-                          <a:blip r:embed="rId9"/>
+                          <a:blip r:embed="rId11"/>
                           <a:stretch>
                             <a:fillRect/>
                           </a:stretch>
@@ -218,17 +391,11 @@
       </w:tr>
     </w:tbl>
     <w:p>
-      <w:r>
-        <w:br w:type="page"/>
-      </w:r>
-    </w:p>
-    <w:p>
       <w:pPr>
         <w:pStyle w:val="Heading1"/>
       </w:pPr>
       <w:r>
-        <w:lastRenderedPageBreak/>
-        <w:t>03. Idempotency and conflict protection</w:t>
+        <w:t>04. Persistence after Docker restart</w:t>
       </w:r>
     </w:p>
     <w:p>
@@ -236,7 +403,7 @@
         <w:spacing w:after="80"/>
       </w:pPr>
       <w:r>
-        <w:t>Show replay of the same Idempotency-Key returning the same appointment, followed by HTTP 409 when the key is reused with different booking data.</w:t>
+        <w:t>Show the original booking replayed after `docker compose restart`, with the same appointment and reservation IDs.</w:t>
       </w:r>
     </w:p>
     <w:p>
@@ -246,7 +413,7 @@
           <w:color w:val="646464"/>
           <w:sz w:val="18"/>
         </w:rPr>
-        <w:t>Suggested filename: 03-idempotency-conflict.png</w:t>
+        <w:t>04-persistence-after-restart.png</w:t>
       </w:r>
     </w:p>
     <w:tbl>
@@ -274,11 +441,15 @@
               <w:jc w:val="center"/>
             </w:pPr>
             <w:r>
+              <w:rPr>
+                <w:noProof/>
+              </w:rPr>
+              <w:lastRenderedPageBreak/>
               <w:drawing>
-                <wp:inline distT="0" distB="0" distL="0" distR="0" wp14:anchorId="5167AF15" wp14:editId="11B48AD4">
-                  <wp:extent cx="6400800" cy="2049780"/>
-                  <wp:effectExtent l="0" t="0" r="0" b="7620"/>
-                  <wp:docPr id="1312769304" name="Picture 1"/>
+                <wp:inline distT="0" distB="0" distL="0" distR="0" wp14:anchorId="506361F0" wp14:editId="0FB11958">
+                  <wp:extent cx="6400800" cy="4032250"/>
+                  <wp:effectExtent l="0" t="0" r="0" b="6350"/>
+                  <wp:docPr id="650283483" name="Picture 1"/>
                   <wp:cNvGraphicFramePr>
                     <a:graphicFrameLocks xmlns:a="http://schemas.openxmlformats.org/drawingml/2006/main" noChangeAspect="1"/>
                   </wp:cNvGraphicFramePr>
@@ -286,11 +457,11 @@
                     <a:graphicData uri="http://schemas.openxmlformats.org/drawingml/2006/picture">
                       <pic:pic xmlns:pic="http://schemas.openxmlformats.org/drawingml/2006/picture">
                         <pic:nvPicPr>
-                          <pic:cNvPr id="1312769304" name=""/>
+                          <pic:cNvPr id="650283483" name=""/>
                           <pic:cNvPicPr/>
                         </pic:nvPicPr>
                         <pic:blipFill>
-                          <a:blip r:embed="rId9"/>
+                          <a:blip r:embed="rId12"/>
                           <a:stretch>
                             <a:fillRect/>
                           </a:stretch>
@@ -298,7 +469,7 @@
                         <pic:spPr>
                           <a:xfrm>
                             <a:off x="0" y="0"/>
-                            <a:ext cx="6400800" cy="2049780"/>
+                            <a:ext cx="6400800" cy="4032250"/>
                           </a:xfrm>
                           <a:prstGeom prst="rect">
                             <a:avLst/>
@@ -315,17 +486,11 @@
       </w:tr>
     </w:tbl>
     <w:p>
-      <w:r>
-        <w:br w:type="page"/>
-      </w:r>
-    </w:p>
-    <w:p>
       <w:pPr>
         <w:pStyle w:val="Heading1"/>
       </w:pPr>
       <w:r>
-        <w:lastRenderedPageBreak/>
-        <w:t>04. Persistence after Docker restart</w:t>
+        <w:t>05. Kubernetes resources</w:t>
       </w:r>
     </w:p>
     <w:p>
@@ -333,7 +498,7 @@
         <w:spacing w:after="80"/>
       </w:pPr>
       <w:r>
-        <w:t>Show the original booking replayed after `docker compose restart`, with the same appointment and reservation IDs.</w:t>
+        <w:t>Capture `kubectl get deployments,services,pods,pvc` showing the Deployments, Pods, Services and persistent volume claims.</w:t>
       </w:r>
     </w:p>
     <w:p>
@@ -343,7 +508,7 @@
           <w:color w:val="646464"/>
           <w:sz w:val="18"/>
         </w:rPr>
-        <w:t>Suggested filename: 04-persistence-after-restart.png</w:t>
+        <w:t>05-kubernetes-resources.png</w:t>
       </w:r>
     </w:p>
     <w:tbl>
@@ -371,11 +536,14 @@
               <w:jc w:val="center"/>
             </w:pPr>
             <w:r>
+              <w:rPr>
+                <w:noProof/>
+              </w:rPr>
               <w:drawing>
-                <wp:inline distT="0" distB="0" distL="0" distR="0" wp14:anchorId="506361F0" wp14:editId="0FB11958">
-                  <wp:extent cx="6400800" cy="4032250"/>
-                  <wp:effectExtent l="0" t="0" r="0" b="6350"/>
-                  <wp:docPr id="650283483" name="Picture 1"/>
+                <wp:inline distT="0" distB="0" distL="0" distR="0" wp14:anchorId="48D4AF16" wp14:editId="224DC3EC">
+                  <wp:extent cx="6400800" cy="2157095"/>
+                  <wp:effectExtent l="0" t="0" r="0" b="0"/>
+                  <wp:docPr id="257664130" name="Picture 1"/>
                   <wp:cNvGraphicFramePr>
                     <a:graphicFrameLocks xmlns:a="http://schemas.openxmlformats.org/drawingml/2006/main" noChangeAspect="1"/>
                   </wp:cNvGraphicFramePr>
@@ -383,11 +551,11 @@
                     <a:graphicData uri="http://schemas.openxmlformats.org/drawingml/2006/picture">
                       <pic:pic xmlns:pic="http://schemas.openxmlformats.org/drawingml/2006/picture">
                         <pic:nvPicPr>
-                          <pic:cNvPr id="650283483" name=""/>
+                          <pic:cNvPr id="257664130" name=""/>
                           <pic:cNvPicPr/>
                         </pic:nvPicPr>
                         <pic:blipFill>
-                          <a:blip r:embed="rId10"/>
+                          <a:blip r:embed="rId13"/>
                           <a:stretch>
                             <a:fillRect/>
                           </a:stretch>
@@ -395,7 +563,7 @@
                         <pic:spPr>
                           <a:xfrm>
                             <a:off x="0" y="0"/>
-                            <a:ext cx="6400800" cy="4032250"/>
+                            <a:ext cx="6400800" cy="2157095"/>
                           </a:xfrm>
                           <a:prstGeom prst="rect">
                             <a:avLst/>
@@ -412,17 +580,12 @@
       </w:tr>
     </w:tbl>
     <w:p>
-      <w:r>
-        <w:br w:type="page"/>
-      </w:r>
-    </w:p>
-    <w:p>
       <w:pPr>
         <w:pStyle w:val="Heading1"/>
       </w:pPr>
       <w:r>
         <w:lastRenderedPageBreak/>
-        <w:t>05. Kubernetes resources</w:t>
+        <w:t>06. Automated Kubernetes end-to-end test</w:t>
       </w:r>
     </w:p>
     <w:p>
@@ -430,7 +593,7 @@
         <w:spacing w:after="80"/>
       </w:pPr>
       <w:r>
-        <w:t>Capture `kubectl get deployments,services,pods,pvc` showing the Deployments, Pods, Services and persistent volume claims.</w:t>
+        <w:t>Capture the successful test script output showing health checks, patient/doctor/slot creation, booking, idempotency replay, HTTP 409 conflict, and the final pass/fail summary.</w:t>
       </w:r>
     </w:p>
     <w:p>
@@ -440,7 +603,101 @@
           <w:color w:val="646464"/>
           <w:sz w:val="18"/>
         </w:rPr>
-        <w:t>Suggested filename: 05-kubernetes-resources.png</w:t>
+        <w:t>06-kubernetes-booking-tests.png</w:t>
+      </w:r>
+    </w:p>
+    <w:tbl>
+      <w:tblPr>
+        <w:tblW w:w="0" w:type="auto"/>
+        <w:jc w:val="center"/>
+        <w:tblLook w:val="04A0" w:firstRow="1" w:lastRow="0" w:firstColumn="1" w:lastColumn="0" w:noHBand="0" w:noVBand="1"/>
+      </w:tblPr>
+      <w:tblGrid>
+        <w:gridCol w:w="10080"/>
+      </w:tblGrid>
+      <w:tr>
+        <w:trPr>
+          <w:jc w:val="center"/>
+        </w:trPr>
+        <w:tc>
+          <w:tcPr>
+            <w:tcW w:w="10080" w:type="dxa"/>
+            <w:shd w:val="clear" w:color="auto" w:fill="F2F2F2"/>
+            <w:vAlign w:val="center"/>
+          </w:tcPr>
+          <w:p>
+            <w:pPr>
+              <w:spacing w:after="480"/>
+              <w:jc w:val="center"/>
+            </w:pPr>
+            <w:r>
+              <w:rPr>
+                <w:noProof/>
+              </w:rPr>
+              <w:drawing>
+                <wp:inline distT="0" distB="0" distL="0" distR="0" wp14:anchorId="3AEDE4AA" wp14:editId="798B1088">
+                  <wp:extent cx="5810250" cy="4201479"/>
+                  <wp:effectExtent l="0" t="0" r="0" b="8890"/>
+                  <wp:docPr id="1368404586" name="Picture 1"/>
+                  <wp:cNvGraphicFramePr>
+                    <a:graphicFrameLocks xmlns:a="http://schemas.openxmlformats.org/drawingml/2006/main" noChangeAspect="1"/>
+                  </wp:cNvGraphicFramePr>
+                  <a:graphic xmlns:a="http://schemas.openxmlformats.org/drawingml/2006/main">
+                    <a:graphicData uri="http://schemas.openxmlformats.org/drawingml/2006/picture">
+                      <pic:pic xmlns:pic="http://schemas.openxmlformats.org/drawingml/2006/picture">
+                        <pic:nvPicPr>
+                          <pic:cNvPr id="1368404586" name=""/>
+                          <pic:cNvPicPr/>
+                        </pic:nvPicPr>
+                        <pic:blipFill>
+                          <a:blip r:embed="rId14"/>
+                          <a:stretch>
+                            <a:fillRect/>
+                          </a:stretch>
+                        </pic:blipFill>
+                        <pic:spPr>
+                          <a:xfrm>
+                            <a:off x="0" y="0"/>
+                            <a:ext cx="5815095" cy="4204982"/>
+                          </a:xfrm>
+                          <a:prstGeom prst="rect">
+                            <a:avLst/>
+                          </a:prstGeom>
+                        </pic:spPr>
+                      </pic:pic>
+                    </a:graphicData>
+                  </a:graphic>
+                </wp:inline>
+              </w:drawing>
+            </w:r>
+          </w:p>
+        </w:tc>
+      </w:tr>
+    </w:tbl>
+    <w:p>
+      <w:pPr>
+        <w:pStyle w:val="Heading1"/>
+      </w:pPr>
+      <w:r>
+        <w:t>07. Kubernetes self-healing</w:t>
+      </w:r>
+    </w:p>
+    <w:p>
+      <w:pPr>
+        <w:spacing w:after="80"/>
+      </w:pPr>
+      <w:r>
+        <w:t>Show the deleted Pod being replaced by a new Pod that reaches Running/Ready status.</w:t>
+      </w:r>
+    </w:p>
+    <w:p>
+      <w:r>
+        <w:rPr>
+          <w:i/>
+          <w:color w:val="646464"/>
+          <w:sz w:val="18"/>
+        </w:rPr>
+        <w:t>07-kubernetes-self-healing.png</w:t>
       </w:r>
     </w:p>
     <w:tbl>
@@ -468,200 +725,10 @@
               <w:jc w:val="center"/>
             </w:pPr>
             <w:r>
-              <w:drawing>
-                <wp:inline distT="0" distB="0" distL="0" distR="0" wp14:anchorId="48D4AF16" wp14:editId="224DC3EC">
-                  <wp:extent cx="6400800" cy="2157095"/>
-                  <wp:effectExtent l="0" t="0" r="0" b="0"/>
-                  <wp:docPr id="257664130" name="Picture 1"/>
-                  <wp:cNvGraphicFramePr>
-                    <a:graphicFrameLocks xmlns:a="http://schemas.openxmlformats.org/drawingml/2006/main" noChangeAspect="1"/>
-                  </wp:cNvGraphicFramePr>
-                  <a:graphic xmlns:a="http://schemas.openxmlformats.org/drawingml/2006/main">
-                    <a:graphicData uri="http://schemas.openxmlformats.org/drawingml/2006/picture">
-                      <pic:pic xmlns:pic="http://schemas.openxmlformats.org/drawingml/2006/picture">
-                        <pic:nvPicPr>
-                          <pic:cNvPr id="257664130" name=""/>
-                          <pic:cNvPicPr/>
-                        </pic:nvPicPr>
-                        <pic:blipFill>
-                          <a:blip r:embed="rId11"/>
-                          <a:stretch>
-                            <a:fillRect/>
-                          </a:stretch>
-                        </pic:blipFill>
-                        <pic:spPr>
-                          <a:xfrm>
-                            <a:off x="0" y="0"/>
-                            <a:ext cx="6400800" cy="2157095"/>
-                          </a:xfrm>
-                          <a:prstGeom prst="rect">
-                            <a:avLst/>
-                          </a:prstGeom>
-                        </pic:spPr>
-                      </pic:pic>
-                    </a:graphicData>
-                  </a:graphic>
-                </wp:inline>
-              </w:drawing>
-            </w:r>
-          </w:p>
-        </w:tc>
-      </w:tr>
-    </w:tbl>
-    <w:p>
-      <w:r>
-        <w:br w:type="page"/>
-      </w:r>
-    </w:p>
-    <w:p>
-      <w:pPr>
-        <w:pStyle w:val="Heading1"/>
-      </w:pPr>
-      <w:r>
-        <w:lastRenderedPageBreak/>
-        <w:t>06. Automated Kubernetes end-to-end test</w:t>
-      </w:r>
-    </w:p>
-    <w:p>
-      <w:pPr>
-        <w:spacing w:after="80"/>
-      </w:pPr>
-      <w:r>
-        <w:t>Capture the successful test script output showing health checks, patient/doctor/slot creation, booking, idempotency replay, HTTP 409 conflict, and the final pass/fail summary.</w:t>
-      </w:r>
-    </w:p>
-    <w:p>
-      <w:r>
-        <w:rPr>
-          <w:i/>
-          <w:color w:val="646464"/>
-          <w:sz w:val="18"/>
-        </w:rPr>
-        <w:t>Suggested filename: 06-kubernetes-booking-tests.png</w:t>
-      </w:r>
-    </w:p>
-    <w:tbl>
-      <w:tblPr>
-        <w:tblW w:w="0" w:type="auto"/>
-        <w:jc w:val="center"/>
-        <w:tblLook w:val="04A0" w:firstRow="1" w:lastRow="0" w:firstColumn="1" w:lastColumn="0" w:noHBand="0" w:noVBand="1"/>
-      </w:tblPr>
-      <w:tblGrid>
-        <w:gridCol w:w="10296"/>
-      </w:tblGrid>
-      <w:tr>
-        <w:trPr>
-          <w:jc w:val="center"/>
-        </w:trPr>
-        <w:tc>
-          <w:tcPr>
-            <w:tcW w:w="10080" w:type="dxa"/>
-            <w:shd w:val="clear" w:color="auto" w:fill="F2F2F2"/>
-            <w:vAlign w:val="center"/>
-          </w:tcPr>
-          <w:p>
-            <w:pPr>
-              <w:spacing w:after="480"/>
-              <w:jc w:val="center"/>
-            </w:pPr>
-            <w:r>
-              <w:drawing>
-                <wp:inline distT="0" distB="0" distL="0" distR="0" wp14:anchorId="3AEDE4AA" wp14:editId="536A1A69">
-                  <wp:extent cx="6400800" cy="4628515"/>
-                  <wp:effectExtent l="0" t="0" r="0" b="635"/>
-                  <wp:docPr id="1368404586" name="Picture 1"/>
-                  <wp:cNvGraphicFramePr>
-                    <a:graphicFrameLocks xmlns:a="http://schemas.openxmlformats.org/drawingml/2006/main" noChangeAspect="1"/>
-                  </wp:cNvGraphicFramePr>
-                  <a:graphic xmlns:a="http://schemas.openxmlformats.org/drawingml/2006/main">
-                    <a:graphicData uri="http://schemas.openxmlformats.org/drawingml/2006/picture">
-                      <pic:pic xmlns:pic="http://schemas.openxmlformats.org/drawingml/2006/picture">
-                        <pic:nvPicPr>
-                          <pic:cNvPr id="1368404586" name=""/>
-                          <pic:cNvPicPr/>
-                        </pic:nvPicPr>
-                        <pic:blipFill>
-                          <a:blip r:embed="rId12"/>
-                          <a:stretch>
-                            <a:fillRect/>
-                          </a:stretch>
-                        </pic:blipFill>
-                        <pic:spPr>
-                          <a:xfrm>
-                            <a:off x="0" y="0"/>
-                            <a:ext cx="6400800" cy="4628515"/>
-                          </a:xfrm>
-                          <a:prstGeom prst="rect">
-                            <a:avLst/>
-                          </a:prstGeom>
-                        </pic:spPr>
-                      </pic:pic>
-                    </a:graphicData>
-                  </a:graphic>
-                </wp:inline>
-              </w:drawing>
-            </w:r>
-          </w:p>
-        </w:tc>
-      </w:tr>
-    </w:tbl>
-    <w:p>
-      <w:r>
-        <w:br w:type="page"/>
-      </w:r>
-    </w:p>
-    <w:p>
-      <w:pPr>
-        <w:pStyle w:val="Heading1"/>
-      </w:pPr>
-      <w:r>
-        <w:lastRenderedPageBreak/>
-        <w:t>07. Kubernetes self-healing</w:t>
-      </w:r>
-    </w:p>
-    <w:p>
-      <w:pPr>
-        <w:spacing w:after="80"/>
-      </w:pPr>
-      <w:r>
-        <w:t>Show the deleted Pod being replaced by a new Pod that reaches Running/Ready status.</w:t>
-      </w:r>
-    </w:p>
-    <w:p>
-      <w:r>
-        <w:rPr>
-          <w:i/>
-          <w:color w:val="646464"/>
-          <w:sz w:val="18"/>
-        </w:rPr>
-        <w:t>Suggested filename: 07-kubernetes-self-healing.png</w:t>
-      </w:r>
-    </w:p>
-    <w:tbl>
-      <w:tblPr>
-        <w:tblW w:w="0" w:type="auto"/>
-        <w:jc w:val="center"/>
-        <w:tblLook w:val="04A0" w:firstRow="1" w:lastRow="0" w:firstColumn="1" w:lastColumn="0" w:noHBand="0" w:noVBand="1"/>
-      </w:tblPr>
-      <w:tblGrid>
-        <w:gridCol w:w="10296"/>
-      </w:tblGrid>
-      <w:tr>
-        <w:trPr>
-          <w:jc w:val="center"/>
-        </w:trPr>
-        <w:tc>
-          <w:tcPr>
-            <w:tcW w:w="10080" w:type="dxa"/>
-            <w:shd w:val="clear" w:color="auto" w:fill="F2F2F2"/>
-            <w:vAlign w:val="center"/>
-          </w:tcPr>
-          <w:p>
-            <w:pPr>
-              <w:spacing w:after="480"/>
-              <w:jc w:val="center"/>
-            </w:pPr>
-            <w:r>
+              <w:rPr>
+                <w:noProof/>
+              </w:rPr>
+              <w:lastRenderedPageBreak/>
               <w:drawing>
                 <wp:inline distT="0" distB="0" distL="0" distR="0" wp14:anchorId="23E3756E" wp14:editId="681CBA40">
                   <wp:extent cx="6400800" cy="1931670"/>
@@ -678,7 +745,7 @@
                           <pic:cNvPicPr/>
                         </pic:nvPicPr>
                         <pic:blipFill>
-                          <a:blip r:embed="rId13"/>
+                          <a:blip r:embed="rId15"/>
                           <a:stretch>
                             <a:fillRect/>
                           </a:stretch>
@@ -703,16 +770,10 @@
       </w:tr>
     </w:tbl>
     <w:p>
-      <w:r>
-        <w:br w:type="page"/>
-      </w:r>
-    </w:p>
-    <w:p>
       <w:pPr>
         <w:pStyle w:val="Heading1"/>
       </w:pPr>
       <w:r>
-        <w:lastRenderedPageBreak/>
         <w:t>08. Kubernetes scaling</w:t>
       </w:r>
     </w:p>
@@ -742,6 +803,9 @@
               <w:jc w:val="center"/>
             </w:pPr>
             <w:r>
+              <w:rPr>
+                <w:noProof/>
+              </w:rPr>
               <w:drawing>
                 <wp:inline distT="0" distB="0" distL="0" distR="0" wp14:anchorId="2DA884A8" wp14:editId="34F5DFF9">
                   <wp:extent cx="6400800" cy="2044065"/>
@@ -758,7 +822,7 @@
                           <pic:cNvPicPr/>
                         </pic:nvPicPr>
                         <pic:blipFill>
-                          <a:blip r:embed="rId14"/>
+                          <a:blip r:embed="rId16"/>
                           <a:stretch>
                             <a:fillRect/>
                           </a:stretch>
@@ -782,194 +846,10 @@
         </w:tc>
       </w:tr>
     </w:tbl>
-    <w:p>
-      <w:r>
-        <w:br w:type="page"/>
-      </w:r>
-    </w:p>
-    <w:p>
-      <w:pPr>
-        <w:pStyle w:val="Heading1"/>
-      </w:pPr>
-      <w:r>
-        <w:lastRenderedPageBreak/>
-        <w:t>9. Maven packaging troubleshooting</w:t>
-      </w:r>
-    </w:p>
-    <w:p>
-      <w:pPr>
-        <w:rPr>
-          <w:b/>
-          <w:bCs/>
-        </w:rPr>
-      </w:pPr>
-      <w:r>
-        <w:rPr>
-          <w:b/>
-          <w:bCs/>
-        </w:rPr>
-        <w:t>Troubleshooting: Spring Boot executable JAR packaging</w:t>
-      </w:r>
-    </w:p>
-    <w:p>
-      <w:r>
-        <w:rPr>
-          <w:b/>
-          <w:bCs/>
-        </w:rPr>
-        <w:t>Problem:</w:t>
-      </w:r>
-      <w:r>
-        <w:t xml:space="preserve"> The initial Maven build generated JAR files that were not directly executable as Spring Boot applications. An attempt to repackage the Availability Service also caused a compile-time </w:t>
-      </w:r>
-      <w:proofErr w:type="spellStart"/>
-      <w:r>
-        <w:t>classpath</w:t>
-      </w:r>
-      <w:proofErr w:type="spellEnd"/>
-      <w:r>
-        <w:t xml:space="preserve"> issue in Appointment Service tests because the repackaged JAR no longer exposed application classes on the expected </w:t>
-      </w:r>
-      <w:proofErr w:type="spellStart"/>
-      <w:r>
-        <w:t>classpath</w:t>
-      </w:r>
-      <w:proofErr w:type="spellEnd"/>
-      <w:r>
-        <w:t>.</w:t>
-      </w:r>
-    </w:p>
-    <w:p>
-      <w:r>
-        <w:rPr>
-          <w:b/>
-          <w:bCs/>
-        </w:rPr>
-        <w:t>Root cause:</w:t>
-      </w:r>
-      <w:r>
-        <w:t xml:space="preserve"> The executable Spring Boot JAR structure is different from a regular dependency JAR. Repackaging the dependency directly affected how the classes were available to other modules during compilation.</w:t>
-      </w:r>
-    </w:p>
-    <w:p>
-      <w:r>
-        <w:rPr>
-          <w:b/>
-          <w:bCs/>
-        </w:rPr>
-        <w:t>Resolution:</w:t>
-      </w:r>
-      <w:r>
-        <w:t xml:space="preserve"> Configured the Spring Boot Maven plugin to generate a separate executable JAR using the exec classifier. This preserved the regular JAR for inter-module dependencies while producing an executable JAR for each microservice.</w:t>
-      </w:r>
-    </w:p>
-    <w:p>
-      <w:r>
-        <w:rPr>
-          <w:b/>
-          <w:bCs/>
-        </w:rPr>
-        <w:t>Validation:</w:t>
-      </w:r>
-      <w:r>
-        <w:t xml:space="preserve"> </w:t>
-      </w:r>
-      <w:proofErr w:type="spellStart"/>
-      <w:r>
-        <w:t>mvn</w:t>
-      </w:r>
-      <w:proofErr w:type="spellEnd"/>
-      <w:r>
-        <w:t xml:space="preserve"> clean package completed successfully. The four executable JARs were then used to build Docker images, and the microservices were deployed and tested in Docker Compose and Kubernetes.</w:t>
-      </w:r>
-    </w:p>
-    <w:p>
-      <w:r>
-        <w:rPr>
-          <w:b/>
-          <w:bCs/>
-        </w:rPr>
-        <w:t>Lesson learned:</w:t>
-      </w:r>
-      <w:r>
-        <w:t xml:space="preserve"> In a multi-module Maven project, executable packaging should be configured without breaking the standard JARs required by dependent modules.</w:t>
-      </w:r>
-    </w:p>
     <w:p/>
-    <w:tbl>
-      <w:tblPr>
-        <w:tblW w:w="0" w:type="auto"/>
-        <w:jc w:val="center"/>
-        <w:tblLook w:val="04A0" w:firstRow="1" w:lastRow="0" w:firstColumn="1" w:lastColumn="0" w:noHBand="0" w:noVBand="1"/>
-      </w:tblPr>
-      <w:tblGrid>
-        <w:gridCol w:w="10296"/>
-      </w:tblGrid>
-      <w:tr>
-        <w:trPr>
-          <w:jc w:val="center"/>
-        </w:trPr>
-        <w:tc>
-          <w:tcPr>
-            <w:tcW w:w="10080" w:type="dxa"/>
-            <w:shd w:val="clear" w:color="auto" w:fill="F2F2F2"/>
-          </w:tcPr>
-          <w:p>
-            <w:pPr>
-              <w:spacing w:after="480"/>
-              <w:jc w:val="center"/>
-            </w:pPr>
-            <w:r>
-              <w:rPr>
-                <w:noProof/>
-              </w:rPr>
-              <w:drawing>
-                <wp:inline distT="0" distB="0" distL="0" distR="0" wp14:anchorId="78135297" wp14:editId="18546897">
-                  <wp:extent cx="6400800" cy="1755140"/>
-                  <wp:effectExtent l="0" t="0" r="0" b="0"/>
-                  <wp:docPr id="591136252" name="Picture 1"/>
-                  <wp:cNvGraphicFramePr>
-                    <a:graphicFrameLocks xmlns:a="http://schemas.openxmlformats.org/drawingml/2006/main" noChangeAspect="1"/>
-                  </wp:cNvGraphicFramePr>
-                  <a:graphic xmlns:a="http://schemas.openxmlformats.org/drawingml/2006/main">
-                    <a:graphicData uri="http://schemas.openxmlformats.org/drawingml/2006/picture">
-                      <pic:pic xmlns:pic="http://schemas.openxmlformats.org/drawingml/2006/picture">
-                        <pic:nvPicPr>
-                          <pic:cNvPr id="591136252" name=""/>
-                          <pic:cNvPicPr/>
-                        </pic:nvPicPr>
-                        <pic:blipFill>
-                          <a:blip r:embed="rId15"/>
-                          <a:stretch>
-                            <a:fillRect/>
-                          </a:stretch>
-                        </pic:blipFill>
-                        <pic:spPr>
-                          <a:xfrm>
-                            <a:off x="0" y="0"/>
-                            <a:ext cx="6400800" cy="1755140"/>
-                          </a:xfrm>
-                          <a:prstGeom prst="rect">
-                            <a:avLst/>
-                          </a:prstGeom>
-                        </pic:spPr>
-                      </pic:pic>
-                    </a:graphicData>
-                  </a:graphic>
-                </wp:inline>
-              </w:drawing>
-            </w:r>
-          </w:p>
-        </w:tc>
-      </w:tr>
-    </w:tbl>
-    <w:p>
-      <w:r>
-        <w:br w:type="page"/>
-      </w:r>
-    </w:p>
+    <w:p/>
     <w:sectPr>
-      <w:footerReference w:type="default" r:id="rId16"/>
+      <w:footerReference w:type="default" r:id="rId17"/>
       <w:pgSz w:w="12240" w:h="15840"/>
       <w:pgMar w:top="936" w:right="1080" w:bottom="936" w:left="1080" w:header="720" w:footer="720" w:gutter="0"/>
       <w:cols w:space="720"/>
@@ -1851,6 +1731,7 @@
   <w:style w:type="character" w:default="1" w:styleId="DefaultParagraphFont">
     <w:name w:val="Default Paragraph Font"/>
     <w:uiPriority w:val="1"/>
+    <w:semiHidden/>
     <w:unhideWhenUsed/>
   </w:style>
   <w:style w:type="table" w:default="1" w:styleId="TableNormal">
